--- a/word_reports/LP_0046_위치_131_ABBA_Voulez-Vous.docx
+++ b/word_reports/LP_0046_위치_131_ABBA_Voulez-Vous.docx
@@ -4,7 +4,7 @@
   <w:body>
     <w:p>
       <w:pPr>
-        <w:spacing w:after="280"/>
+        <w:spacing w:after="80"/>
       </w:pPr>
       <w:r>
         <w:rPr w:rFonts="맑은 고딕">
@@ -13,94 +13,47 @@
           <w:color w:val="1E3A8A"/>
           <w:sz w:val="30"/>
         </w:rPr>
-        <w:t>[131] ABBA - Voulez-Vous</w:t>
+        <w:t>ABBA (아바) - Voulez-Vous</w:t>
       </w:r>
     </w:p>
     <w:p>
       <w:pPr>
-        <w:spacing w:after="320"/>
+        <w:spacing w:after="240"/>
       </w:pPr>
       <w:r>
         <w:rPr w:rFonts="맑은 고딕">
           <w:rFonts w:ascii="맑은 고딕" w:hAnsi="맑은 고딕" w:eastAsia="맑은 고딕"/>
           <w:b/>
-          <w:sz w:val="20"/>
+          <w:color w:val="4B5563"/>
+          <w:sz w:val="22"/>
         </w:rPr>
-        <w:t>■ 위치 : 131</w:t>
-        <w:br/>
-      </w:r>
-      <w:r>
-        <w:rPr w:rFonts="맑은 고딕">
-          <w:rFonts w:ascii="맑은 고딕" w:hAnsi="맑은 고딕" w:eastAsia="맑은 고딕"/>
-          <w:b/>
-          <w:sz w:val="20"/>
-        </w:rPr>
-        <w:t>■ 아티스트 : ABBA</w:t>
-        <w:br/>
-      </w:r>
-      <w:r>
-        <w:rPr w:rFonts="맑은 고딕">
-          <w:rFonts w:ascii="맑은 고딕" w:hAnsi="맑은 고딕" w:eastAsia="맑은 고딕"/>
-          <w:b/>
-          <w:sz w:val="20"/>
-        </w:rPr>
-        <w:t>■ 앨범명 : Voulez-Vous</w:t>
-        <w:br/>
-      </w:r>
-      <w:r>
-        <w:rPr w:rFonts="맑은 고딕">
-          <w:rFonts w:ascii="맑은 고딕" w:hAnsi="맑은 고딕" w:eastAsia="맑은 고딕"/>
-          <w:b w:val="0"/>
-          <w:sz w:val="20"/>
-        </w:rPr>
-        <w:t>■ 음반 레이블 : Polar Music</w:t>
-        <w:br/>
-      </w:r>
-      <w:r>
-        <w:rPr w:rFonts="맑은 고딕">
-          <w:rFonts w:ascii="맑은 고딕" w:hAnsi="맑은 고딕" w:eastAsia="맑은 고딕"/>
-          <w:b w:val="0"/>
-          <w:sz w:val="20"/>
-        </w:rPr>
-        <w:t>■ 발매년도 : 1979</w:t>
-        <w:br/>
-      </w:r>
-      <w:r>
-        <w:rPr w:rFonts="맑은 고딕">
-          <w:rFonts w:ascii="맑은 고딕" w:hAnsi="맑은 고딕" w:eastAsia="맑은 고딕"/>
-          <w:b w:val="0"/>
-          <w:sz w:val="20"/>
-        </w:rPr>
-        <w:t>■ 장르 : 유로 디스코, 팝, 댄스 팝 (Euro-Disco, Pop, Dance-Pop)</w:t>
-        <w:br/>
-      </w:r>
-      <w:r>
-        <w:rPr w:rFonts="맑은 고딕">
-          <w:rFonts w:ascii="맑은 고딕" w:hAnsi="맑은 고딕" w:eastAsia="맑은 고딕"/>
-          <w:b w:val="0"/>
-          <w:sz w:val="20"/>
-        </w:rPr>
-        <w:t>■ 주요 수록곡 : Voulez-Vous, Chiquitita, Does Your Mother Know, I Have a Dream, Angeleyes</w:t>
-        <w:br/>
+        <w:t>위치 :  131</w:t>
       </w:r>
     </w:p>
     <w:p>
       <w:pPr>
-        <w:spacing w:after="160"/>
+        <w:spacing w:line="324" w:lineRule="auto" w:before="80" w:after="160"/>
       </w:pPr>
       <w:r>
         <w:rPr w:rFonts="맑은 고딕">
           <w:rFonts w:ascii="맑은 고딕" w:hAnsi="맑은 고딕" w:eastAsia="맑은 고딕"/>
           <w:b/>
           <w:color w:val="1F2937"/>
-          <w:sz w:val="24"/>
+          <w:sz w:val="22"/>
         </w:rPr>
-        <w:t>■ 음반 해설 및 감상 가이드</w:t>
+        <w:t xml:space="preserve">[음반 소개] </w:t>
+      </w:r>
+      <w:r>
+        <w:rPr w:rFonts="맑은 고딕">
+          <w:rFonts w:ascii="맑은 고딕" w:hAnsi="맑은 고딕" w:eastAsia="맑은 고딕"/>
+          <w:b w:val="0"/>
+          <w:sz w:val="21"/>
+        </w:rPr>
       </w:r>
     </w:p>
     <w:p>
       <w:pPr>
-        <w:spacing w:line="312" w:lineRule="auto" w:after="120"/>
+        <w:spacing w:line="324" w:lineRule="auto" w:after="120"/>
       </w:pPr>
       <w:r>
         <w:rPr w:rFonts="맑은 고딕">
@@ -108,51 +61,516 @@
           <w:b w:val="0"/>
           <w:sz w:val="21"/>
         </w:rPr>
-        <w:t>1979년에 발매된 아바(ABBA)의 여섯 번째 정규 스튜디오 앨범 《Voulez-Vous》는 1970년대 후반 전 세계를 흔든 디스코 열풍의 정점에서 탄생한 명반입니다. 스웨덴 스톡홀름의 Polar Music 스튜디오와 미국 마이애미의 Criteria 스튜디오를 오가며 녹음된 이 음반은, 기존 아바 특유의 찬란한 팝 멜로디에 시대의 흐름을 반영한 세련된 댄스 비트를 완벽하게 결합했습니다. 그룹 멤버 간의 사적인 관계 변화라는 전환기 속에서도 음악적 완성도에 있어 최고점을 찍은 역작으로 평가받습니다.</w:t>
+        <w:t>찬란하게 부서지는 미러볼의 불빛 아래, 낭만과 우수가 절묘하게 교차하는 아바(ABBA)의 정규 6집 앨범 《Voulez-Vous》는 디스코의 황금기를 우아한 유러피언 팝 미학으로 승화시킨 걸작입니다. 스웨덴의 스튜디오를 벗어나 바하마의 온화한 바람과 마이애미의 리듬을 품어 안은 이 음반은, 절정의 세련미를 뽐내는 비트 이면에 멤버들의 개인적 고뇌와 성숙한 슬픔을 덧입혀 더욱 깊은 울림을 자아냅니다. 단순한 댄스 팝을 넘어 완벽한 화성과 치밀한 오케스트레이션이 빚어낸 이 역작은, 반세기가 흐른 지금까지도 꺼지지 않는 찬란한 선율의 온기로 애호가들의 가슴을 물들입니다.</w:t>
       </w:r>
     </w:p>
     <w:p>
       <w:pPr>
-        <w:spacing w:line="312" w:lineRule="auto" w:after="120"/>
+        <w:spacing w:line="324" w:lineRule="auto" w:before="200" w:after="80"/>
       </w:pPr>
+      <w:r>
+        <w:rPr w:rFonts="맑은 고딕">
+          <w:rFonts w:ascii="맑은 고딕" w:hAnsi="맑은 고딕" w:eastAsia="맑은 고딕"/>
+          <w:b/>
+          <w:color w:val="1E3A8A"/>
+          <w:sz w:val="24"/>
+        </w:rPr>
+        <w:t>1. 음반 데이터</w:t>
+      </w:r>
+    </w:p>
+    <w:p>
+      <w:pPr>
+        <w:spacing w:line="324" w:lineRule="auto" w:after="80"/>
+      </w:pPr>
+      <w:r>
+        <w:rPr w:rFonts="맑은 고딕">
+          <w:rFonts w:ascii="맑은 고딕" w:hAnsi="맑은 고딕" w:eastAsia="맑은 고딕"/>
+          <w:b w:val="0"/>
+          <w:color w:val="6B7280"/>
+          <w:sz w:val="21"/>
+        </w:rPr>
+        <w:t xml:space="preserve">· </w:t>
+      </w:r>
+      <w:r>
+        <w:rPr w:rFonts="맑은 고딕">
+          <w:rFonts w:ascii="맑은 고딕" w:hAnsi="맑은 고딕" w:eastAsia="맑은 고딕"/>
+          <w:b/>
+          <w:color w:val="1F2937"/>
+          <w:sz w:val="21"/>
+        </w:rPr>
+        <w:t xml:space="preserve">앨범명: </w:t>
+      </w:r>
       <w:r>
         <w:rPr w:rFonts="맑은 고딕">
           <w:rFonts w:ascii="맑은 고딕" w:hAnsi="맑은 고딕" w:eastAsia="맑은 고딕"/>
           <w:b w:val="0"/>
           <w:sz w:val="21"/>
         </w:rPr>
-        <w:t>음악적으로 이 앨범은 비요른 울바에우스와 베니 안데르손의 정교하고 세련된 프로듀싱 능력이 가장 빛을 발하는 작품입니다. 기존의 서정적인 어쿠스틱 사운드 비율을 줄이고, 펑키한 베이스라인, 일렉트릭 신디사이저, 그리고 화려한 브라스 섹션을 적극 채용하여 입체적이고 역동적인 사운드를 완성했습니다. 여기에 아그네타 펠트스코그와 안니프리드 륭스타트의 하모니는 미학적으로 레이어링되어, 클럽 사운드의 에너지를 팝의 영역으로 한 단계 격상시켰습니다.</w:t>
+        <w:t>Voulez-Vous</w:t>
       </w:r>
     </w:p>
     <w:p>
       <w:pPr>
-        <w:spacing w:line="312" w:lineRule="auto" w:after="120"/>
+        <w:spacing w:line="324" w:lineRule="auto" w:after="80"/>
       </w:pPr>
+      <w:r>
+        <w:rPr w:rFonts="맑은 고딕">
+          <w:rFonts w:ascii="맑은 고딕" w:hAnsi="맑은 고딕" w:eastAsia="맑은 고딕"/>
+          <w:b w:val="0"/>
+          <w:color w:val="6B7280"/>
+          <w:sz w:val="21"/>
+        </w:rPr>
+        <w:t xml:space="preserve">· </w:t>
+      </w:r>
+      <w:r>
+        <w:rPr w:rFonts="맑은 고딕">
+          <w:rFonts w:ascii="맑은 고딕" w:hAnsi="맑은 고딕" w:eastAsia="맑은 고딕"/>
+          <w:b/>
+          <w:color w:val="1F2937"/>
+          <w:sz w:val="21"/>
+        </w:rPr>
+        <w:t xml:space="preserve">아티스트: </w:t>
+      </w:r>
       <w:r>
         <w:rPr w:rFonts="맑은 고딕">
           <w:rFonts w:ascii="맑은 고딕" w:hAnsi="맑은 고딕" w:eastAsia="맑은 고딕"/>
           <w:b w:val="0"/>
           <w:sz w:val="21"/>
         </w:rPr>
-        <w:t>본 음반은 디스코 사운드의 정수를 보여주는 타이틀곡 ‘Voulez-Vous’의 강렬하고 중독성 있는 비트로 청자를 단숨에 사로잡습니다. 반면, 유니세프(UNICEF) 기금 모금 곡으로도 잘 알려진 ‘Chiquitita’는 스페인풍의 서정적인 멜로디와 감감적인 보컬 하모니가 돋보이는 클래식 발라드로 앨범에 깊이를 더합니다. 비요른이 리드 보컬을 맡아 록적인 에너지를 발산하는 ‘Does Your Mother Know’와 희망적인 메시지를 담은 희대의 명곡 ‘I Have a Dream’에 이르기까지, 트랙마다 명확한 개성과 완벽한 구성을 자랑합니다.</w:t>
+        <w:t>ABBA (아바)</w:t>
       </w:r>
     </w:p>
     <w:p>
       <w:pPr>
-        <w:spacing w:line="312" w:lineRule="auto" w:after="120"/>
+        <w:spacing w:line="324" w:lineRule="auto" w:after="80"/>
       </w:pPr>
+      <w:r>
+        <w:rPr w:rFonts="맑은 고딕">
+          <w:rFonts w:ascii="맑은 고딕" w:hAnsi="맑은 고딕" w:eastAsia="맑은 고딕"/>
+          <w:b w:val="0"/>
+          <w:color w:val="6B7280"/>
+          <w:sz w:val="21"/>
+        </w:rPr>
+        <w:t xml:space="preserve">· </w:t>
+      </w:r>
+      <w:r>
+        <w:rPr w:rFonts="맑은 고딕">
+          <w:rFonts w:ascii="맑은 고딕" w:hAnsi="맑은 고딕" w:eastAsia="맑은 고딕"/>
+          <w:b/>
+          <w:color w:val="1F2937"/>
+          <w:sz w:val="21"/>
+        </w:rPr>
+        <w:t xml:space="preserve">발매 정보: </w:t>
+      </w:r>
       <w:r>
         <w:rPr w:rFonts="맑은 고딕">
           <w:rFonts w:ascii="맑은 고딕" w:hAnsi="맑은 고딕" w:eastAsia="맑은 고딕"/>
           <w:b w:val="0"/>
           <w:sz w:val="21"/>
         </w:rPr>
-        <w:t>《Voulez-Vous》는 팝 역사상 가장 성공적인 그룹 아바가 시대의 트렌드를 자신들만의 색깔로 완벽하게 재해석한 앨범입니다. 아날로그 LP로 이 음반을 감상할 때 전달되는 두터운 신디사이저의 질감과 촘촘하게 짜인 오케스트레이션, 그리고 선명하게 울려 퍼지는 듀엣 보컬의 온기는 청자에게 1970년대 말 팝 아날로그 오디오 황금기의 정수를 느낄 수 있는 특별한 감동을 선사합니다.</w:t>
+        <w:t>1979년 4월 폴라 뮤직(Polar Music)을 통해 발매된 통산 여섯 번째 정규 앨범으로, 미국 마이애미의 크라이테리아 스튜디오(Criteria Studios)에서 세션을 녹음하는 등 미국발 디스코 사운드를 적극적으로 수용하여 팝의 지평을 넓힌 기념비적 작품입니다.</w:t>
+      </w:r>
+    </w:p>
+    <w:p>
+      <w:pPr>
+        <w:spacing w:line="324" w:lineRule="auto" w:after="80"/>
+      </w:pPr>
+      <w:r>
+        <w:rPr w:rFonts="맑은 고딕">
+          <w:rFonts w:ascii="맑은 고딕" w:hAnsi="맑은 고딕" w:eastAsia="맑은 고딕"/>
+          <w:b w:val="0"/>
+          <w:color w:val="6B7280"/>
+          <w:sz w:val="21"/>
+        </w:rPr>
+        <w:t xml:space="preserve">· </w:t>
+      </w:r>
+      <w:r>
+        <w:rPr w:rFonts="맑은 고딕">
+          <w:rFonts w:ascii="맑은 고딕" w:hAnsi="맑은 고딕" w:eastAsia="맑은 고딕"/>
+          <w:b/>
+          <w:color w:val="1F2937"/>
+          <w:sz w:val="21"/>
+        </w:rPr>
+        <w:t xml:space="preserve">LP 인기도(판매량): </w:t>
+      </w:r>
+      <w:r>
+        <w:rPr w:rFonts="맑은 고딕">
+          <w:rFonts w:ascii="맑은 고딕" w:hAnsi="맑은 고딕" w:eastAsia="맑은 고딕"/>
+          <w:b w:val="0"/>
+          <w:sz w:val="21"/>
+        </w:rPr>
+        <w:t>발매 직후 영국 앨범 차트 1위를 비롯해 스웨덴, 독일, 일본 등 전 세계 주요 차트 정상을 휩쓸었으며, 영국에서만 100만 장 이상의 플래티넘을 기록하는 등 전 세계적으로 수천만 장의 판매고를 올리며 글로벌 팝 역사에 큰 족적을 남겼습니다.</w:t>
+      </w:r>
+    </w:p>
+    <w:p>
+      <w:pPr>
+        <w:spacing w:line="324" w:lineRule="auto" w:after="80"/>
+      </w:pPr>
+      <w:r>
+        <w:rPr w:rFonts="맑은 고딕">
+          <w:rFonts w:ascii="맑은 고딕" w:hAnsi="맑은 고딕" w:eastAsia="맑은 고딕"/>
+          <w:b w:val="0"/>
+          <w:color w:val="6B7280"/>
+          <w:sz w:val="21"/>
+        </w:rPr>
+        <w:t xml:space="preserve">· </w:t>
+      </w:r>
+      <w:r>
+        <w:rPr w:rFonts="맑은 고딕">
+          <w:rFonts w:ascii="맑은 고딕" w:hAnsi="맑은 고딕" w:eastAsia="맑은 고딕"/>
+          <w:b/>
+          <w:color w:val="1F2937"/>
+          <w:sz w:val="21"/>
+        </w:rPr>
+        <w:t xml:space="preserve">각종 수상경력: </w:t>
+      </w:r>
+      <w:r>
+        <w:rPr w:rFonts="맑은 고딕">
+          <w:rFonts w:ascii="맑은 고딕" w:hAnsi="맑은 고딕" w:eastAsia="맑은 고딕"/>
+          <w:b w:val="0"/>
+          <w:sz w:val="21"/>
+        </w:rPr>
+        <w:t>전 세계 다수 국가에서 골드 및 플래티넘 인증을 획득하였으며, 훗날 팝 음악의 결정판이자 유로팝의 정수로 재평가받으며 아바가 로큰롤 명예의 전당(Rock and Roll Hall of Fame)에 헌액되는 데 결정적인 기여를 한 명반으로 손꼽힙니다.</w:t>
+      </w:r>
+    </w:p>
+    <w:p>
+      <w:pPr>
+        <w:spacing w:line="324" w:lineRule="auto" w:before="200" w:after="80"/>
+      </w:pPr>
+      <w:r>
+        <w:rPr w:rFonts="맑은 고딕">
+          <w:rFonts w:ascii="맑은 고딕" w:hAnsi="맑은 고딕" w:eastAsia="맑은 고딕"/>
+          <w:b/>
+          <w:color w:val="1E3A8A"/>
+          <w:sz w:val="24"/>
+        </w:rPr>
+        <w:t>2. 아티스트 정보</w:t>
+      </w:r>
+    </w:p>
+    <w:p>
+      <w:pPr>
+        <w:spacing w:line="324" w:lineRule="auto" w:after="80"/>
+      </w:pPr>
+      <w:r>
+        <w:rPr w:rFonts="맑은 고딕">
+          <w:rFonts w:ascii="맑은 고딕" w:hAnsi="맑은 고딕" w:eastAsia="맑은 고딕"/>
+          <w:b w:val="0"/>
+          <w:color w:val="6B7280"/>
+          <w:sz w:val="21"/>
+        </w:rPr>
+        <w:t xml:space="preserve">· </w:t>
+      </w:r>
+      <w:r>
+        <w:rPr w:rFonts="맑은 고딕">
+          <w:rFonts w:ascii="맑은 고딕" w:hAnsi="맑은 고딕" w:eastAsia="맑은 고딕"/>
+          <w:b/>
+          <w:color w:val="1F2937"/>
+          <w:sz w:val="21"/>
+        </w:rPr>
+        <w:t xml:space="preserve">국적: </w:t>
+      </w:r>
+      <w:r>
+        <w:rPr w:rFonts="맑은 고딕">
+          <w:rFonts w:ascii="맑은 고딕" w:hAnsi="맑은 고딕" w:eastAsia="맑은 고딕"/>
+          <w:b w:val="0"/>
+          <w:sz w:val="21"/>
+        </w:rPr>
+        <w:t>스웨덴 (Sweden)</w:t>
+      </w:r>
+    </w:p>
+    <w:p>
+      <w:pPr>
+        <w:spacing w:line="324" w:lineRule="auto" w:after="80"/>
+      </w:pPr>
+      <w:r>
+        <w:rPr w:rFonts="맑은 고딕">
+          <w:rFonts w:ascii="맑은 고딕" w:hAnsi="맑은 고딕" w:eastAsia="맑은 고딕"/>
+          <w:b w:val="0"/>
+          <w:color w:val="6B7280"/>
+          <w:sz w:val="21"/>
+        </w:rPr>
+        <w:t xml:space="preserve">· </w:t>
+      </w:r>
+      <w:r>
+        <w:rPr w:rFonts="맑은 고딕">
+          <w:rFonts w:ascii="맑은 고딕" w:hAnsi="맑은 고딕" w:eastAsia="맑은 고딕"/>
+          <w:b/>
+          <w:color w:val="1F2937"/>
+          <w:sz w:val="21"/>
+        </w:rPr>
+        <w:t xml:space="preserve">생몰년도: </w:t>
+      </w:r>
+      <w:r>
+        <w:rPr w:rFonts="맑은 고딕">
+          <w:rFonts w:ascii="맑은 고딕" w:hAnsi="맑은 고딕" w:eastAsia="맑은 고딕"/>
+          <w:b w:val="0"/>
+          <w:sz w:val="21"/>
+        </w:rPr>
+        <w:t>1972년 결성</w:t>
+      </w:r>
+    </w:p>
+    <w:p>
+      <w:pPr>
+        <w:spacing w:line="324" w:lineRule="auto" w:after="80"/>
+      </w:pPr>
+      <w:r>
+        <w:rPr w:rFonts="맑은 고딕">
+          <w:rFonts w:ascii="맑은 고딕" w:hAnsi="맑은 고딕" w:eastAsia="맑은 고딕"/>
+          <w:b w:val="0"/>
+          <w:color w:val="6B7280"/>
+          <w:sz w:val="21"/>
+        </w:rPr>
+        <w:t xml:space="preserve">· </w:t>
+      </w:r>
+      <w:r>
+        <w:rPr w:rFonts="맑은 고딕">
+          <w:rFonts w:ascii="맑은 고딕" w:hAnsi="맑은 고딕" w:eastAsia="맑은 고딕"/>
+          <w:b/>
+          <w:color w:val="1F2937"/>
+          <w:sz w:val="21"/>
+        </w:rPr>
+        <w:t xml:space="preserve">그룹 소속: </w:t>
+      </w:r>
+      <w:r>
+        <w:rPr w:rFonts="맑은 고딕">
+          <w:rFonts w:ascii="맑은 고딕" w:hAnsi="맑은 고딕" w:eastAsia="맑은 고딕"/>
+          <w:b w:val="0"/>
+          <w:sz w:val="21"/>
+        </w:rPr>
+        <w:t>4인조 혼성 팝/록 그룹</w:t>
+      </w:r>
+    </w:p>
+    <w:p>
+      <w:pPr>
+        <w:spacing w:line="324" w:lineRule="auto" w:after="80"/>
+      </w:pPr>
+      <w:r>
+        <w:rPr w:rFonts="맑은 고딕">
+          <w:rFonts w:ascii="맑은 고딕" w:hAnsi="맑은 고딕" w:eastAsia="맑은 고딕"/>
+          <w:b w:val="0"/>
+          <w:color w:val="6B7280"/>
+          <w:sz w:val="21"/>
+        </w:rPr>
+        <w:t xml:space="preserve">· </w:t>
+      </w:r>
+      <w:r>
+        <w:rPr w:rFonts="맑은 고딕">
+          <w:rFonts w:ascii="맑은 고딕" w:hAnsi="맑은 고딕" w:eastAsia="맑은 고딕"/>
+          <w:b/>
+          <w:color w:val="1F2937"/>
+          <w:sz w:val="21"/>
+        </w:rPr>
+        <w:t xml:space="preserve">아티스트 소개: </w:t>
+      </w:r>
+      <w:r>
+        <w:rPr w:rFonts="맑은 고딕">
+          <w:rFonts w:ascii="맑은 고딕" w:hAnsi="맑은 고딕" w:eastAsia="맑은 고딕"/>
+          <w:b w:val="0"/>
+          <w:sz w:val="21"/>
+        </w:rPr>
+        <w:t>아그네사 팰트스코그, 비외른 울바에우스, 베니 앤더슨, 아니프리드 린스타드로 구성된 아바는 북유럽 특유의 서정적인 멜로디와 경이로운 보컬 하모니로 1970년대 세계 대중음악계를 평정한 전설적인 그룹입니다. 치밀한 작곡 기법과 시대를 앞서간 레코딩 기술을 결합하여 현대 팝의 새로운 규범을 세웠으며, 세대를 초월하여 사랑받는 불멸의 클래식으로 영원히 호흡하고 있습니다.</w:t>
+      </w:r>
+    </w:p>
+    <w:p>
+      <w:pPr>
+        <w:spacing w:line="324" w:lineRule="auto" w:before="200" w:after="80"/>
+      </w:pPr>
+      <w:r>
+        <w:rPr w:rFonts="맑은 고딕">
+          <w:rFonts w:ascii="맑은 고딕" w:hAnsi="맑은 고딕" w:eastAsia="맑은 고딕"/>
+          <w:b/>
+          <w:color w:val="1E3A8A"/>
+          <w:sz w:val="24"/>
+        </w:rPr>
+        <w:t>3. 음반 상세 분석</w:t>
+      </w:r>
+    </w:p>
+    <w:p>
+      <w:pPr>
+        <w:spacing w:line="324" w:lineRule="auto" w:after="80"/>
+      </w:pPr>
+      <w:r>
+        <w:rPr w:rFonts="맑은 고딕">
+          <w:rFonts w:ascii="맑은 고딕" w:hAnsi="맑은 고딕" w:eastAsia="맑은 고딕"/>
+          <w:b w:val="0"/>
+          <w:color w:val="6B7280"/>
+          <w:sz w:val="21"/>
+        </w:rPr>
+        <w:t xml:space="preserve">· </w:t>
+      </w:r>
+      <w:r>
+        <w:rPr w:rFonts="맑은 고딕">
+          <w:rFonts w:ascii="맑은 고딕" w:hAnsi="맑은 고딕" w:eastAsia="맑은 고딕"/>
+          <w:b/>
+          <w:color w:val="1F2937"/>
+          <w:sz w:val="21"/>
+        </w:rPr>
+        <w:t xml:space="preserve">역사적 위치: </w:t>
+      </w:r>
+      <w:r>
+        <w:rPr w:rFonts="맑은 고딕">
+          <w:rFonts w:ascii="맑은 고딕" w:hAnsi="맑은 고딕" w:eastAsia="맑은 고딕"/>
+          <w:b w:val="0"/>
+          <w:sz w:val="21"/>
+        </w:rPr>
+        <w:t>1970년대 후반 전 세계를 강타한 디스코 열풍의 정점에서, 흑인 음악 중심의 훵크(Funk)와 댄스 리듬을 백인 정통 팝 멜로디 및 클래식적 대위법과 완벽하게 융합해 낸 음반입니다. 비외른과 베니의 완벽주의적 프로듀싱과 두 여성 보컬의 청아하면서도 드라마틱한 화음이 조화를 이루며, 유로 디스코의 격조를 한 단계 끌어올린 걸작으로 평가받습니다.</w:t>
+      </w:r>
+    </w:p>
+    <w:p>
+      <w:pPr>
+        <w:spacing w:line="324" w:lineRule="auto" w:after="80"/>
+      </w:pPr>
+      <w:r>
+        <w:rPr w:rFonts="맑은 고딕">
+          <w:rFonts w:ascii="맑은 고딕" w:hAnsi="맑은 고딕" w:eastAsia="맑은 고딕"/>
+          <w:b w:val="0"/>
+          <w:color w:val="6B7280"/>
+          <w:sz w:val="21"/>
+        </w:rPr>
+        <w:t xml:space="preserve">· </w:t>
+      </w:r>
+      <w:r>
+        <w:rPr w:rFonts="맑은 고딕">
+          <w:rFonts w:ascii="맑은 고딕" w:hAnsi="맑은 고딕" w:eastAsia="맑은 고딕"/>
+          <w:b/>
+          <w:color w:val="1F2937"/>
+          <w:sz w:val="21"/>
+        </w:rPr>
+        <w:t xml:space="preserve">시대의 흔적(스토리텔링): </w:t>
+      </w:r>
+      <w:r>
+        <w:rPr w:rFonts="맑은 고딕">
+          <w:rFonts w:ascii="맑은 고딕" w:hAnsi="맑은 고딕" w:eastAsia="맑은 고딕"/>
+          <w:b w:val="0"/>
+          <w:sz w:val="21"/>
+        </w:rPr>
+        <w:t>1970년대 말 번영의 그늘 아래 방황하던 청춘들이 밤마다 디스코텍으로 모여들던 화려한 밤의 풍경이 고스란히 담겨 있습니다. 특히 멤버 비외른과 아그네사의 이혼이라는 개인적 비극과 성숙의 터널을 지나며 탄생한 음악이기에, 유쾌한 댄스 플로어의 열기 속에서도 짙은 페이소스와 고독의 정서가 깃들어 있어 듣는 이의 심금을 울립니다.</w:t>
+      </w:r>
+    </w:p>
+    <w:p>
+      <w:pPr>
+        <w:spacing w:line="324" w:lineRule="auto" w:before="200" w:after="80"/>
+      </w:pPr>
+      <w:r>
+        <w:rPr w:rFonts="맑은 고딕">
+          <w:rFonts w:ascii="맑은 고딕" w:hAnsi="맑은 고딕" w:eastAsia="맑은 고딕"/>
+          <w:b/>
+          <w:color w:val="1E3A8A"/>
+          <w:sz w:val="24"/>
+        </w:rPr>
+        <w:t>4. 주요 수록곡 및 감상 제언</w:t>
+      </w:r>
+    </w:p>
+    <w:p>
+      <w:pPr>
+        <w:spacing w:line="324" w:lineRule="auto" w:after="80"/>
+      </w:pPr>
+      <w:r>
+        <w:rPr w:rFonts="맑은 고딕">
+          <w:rFonts w:ascii="맑은 고딕" w:hAnsi="맑은 고딕" w:eastAsia="맑은 고딕"/>
+          <w:b w:val="0"/>
+          <w:color w:val="6B7280"/>
+          <w:sz w:val="21"/>
+        </w:rPr>
+        <w:t xml:space="preserve">· </w:t>
+      </w:r>
+      <w:r>
+        <w:rPr w:rFonts="맑은 고딕">
+          <w:rFonts w:ascii="맑은 고딕" w:hAnsi="맑은 고딕" w:eastAsia="맑은 고딕"/>
+          <w:b/>
+          <w:color w:val="1F2937"/>
+          <w:sz w:val="21"/>
+        </w:rPr>
+        <w:t xml:space="preserve">주요 수록곡 특징: </w:t>
+      </w:r>
+      <w:r>
+        <w:rPr w:rFonts="맑은 고딕">
+          <w:rFonts w:ascii="맑은 고딕" w:hAnsi="맑은 고딕" w:eastAsia="맑은 고딕"/>
+          <w:b w:val="0"/>
+          <w:sz w:val="21"/>
+        </w:rPr>
+        <w:t>관능적인 브라스와 매혹적인 후렴구로 앨범의 포문을 여는 타이틀곡 'Voulez-Vous', 이별의 아픔을 투명하고 서정적인 멜로디로 어루만지는 불멸의 발라드 'Chiquitita', 묵직한 베이스 라인과 중독성 넘치는 신시사이저가 돋보이는 'Gimme! Gimme! Gimme! (A Man After Midnight)'(CD/재발매반 보너스 트랙의 모태) 및 경쾌함 속에 쓸쓸함을 감춘 'Does Your Mother Know' 등 어느 한 곡도 놓칠 수 없는 완벽한 음악적 결을 자랑합니다.</w:t>
+      </w:r>
+    </w:p>
+    <w:p>
+      <w:pPr>
+        <w:spacing w:line="324" w:lineRule="auto" w:after="80"/>
+      </w:pPr>
+      <w:r>
+        <w:rPr w:rFonts="맑은 고딕">
+          <w:rFonts w:ascii="맑은 고딕" w:hAnsi="맑은 고딕" w:eastAsia="맑은 고딕"/>
+          <w:b w:val="0"/>
+          <w:color w:val="6B7280"/>
+          <w:sz w:val="21"/>
+        </w:rPr>
+        <w:t xml:space="preserve">· </w:t>
+      </w:r>
+      <w:r>
+        <w:rPr w:rFonts="맑은 고딕">
+          <w:rFonts w:ascii="맑은 고딕" w:hAnsi="맑은 고딕" w:eastAsia="맑은 고딕"/>
+          <w:b/>
+          <w:color w:val="1F2937"/>
+          <w:sz w:val="21"/>
+        </w:rPr>
+        <w:t xml:space="preserve">빈티지 감상 제언: </w:t>
+      </w:r>
+      <w:r>
+        <w:rPr w:rFonts="맑은 고딕">
+          <w:rFonts w:ascii="맑은 고딕" w:hAnsi="맑은 고딕" w:eastAsia="맑은 고딕"/>
+          <w:b w:val="0"/>
+          <w:sz w:val="21"/>
+        </w:rPr>
+        <w:t>턴테이블의 바늘이 바이닐의 소리골을 스치는 순간, 묵직하고도 따뜻한 아날로그 킥 드럼과 베이스가 진공관 앰프를 통해 풍성하게 공간을 채웁니다. 디지털 음원에서는 자칫 날카롭게 들릴 수 있는 고음역의 브라스 섹션과 여성 보컬의 하모니가 LP 특유의 부드럽고 온화한 질감으로 피어오르며, 마치 1979년의 스튜디오 한가운데 서 있는 듯한 입체적인 공간감을 선사합니다.</w:t>
+      </w:r>
+    </w:p>
+    <w:p>
+      <w:pPr>
+        <w:spacing w:line="324" w:lineRule="auto" w:after="80"/>
+      </w:pPr>
+      <w:r>
+        <w:rPr w:rFonts="맑은 고딕">
+          <w:rFonts w:ascii="맑은 고딕" w:hAnsi="맑은 고딕" w:eastAsia="맑은 고딕"/>
+          <w:b w:val="0"/>
+          <w:color w:val="6B7280"/>
+          <w:sz w:val="21"/>
+        </w:rPr>
+        <w:t xml:space="preserve">· </w:t>
+      </w:r>
+      <w:r>
+        <w:rPr w:rFonts="맑은 고딕">
+          <w:rFonts w:ascii="맑은 고딕" w:hAnsi="맑은 고딕" w:eastAsia="맑은 고딕"/>
+          <w:b/>
+          <w:color w:val="1F2937"/>
+          <w:sz w:val="21"/>
+        </w:rPr>
+        <w:t xml:space="preserve">소장 가치: </w:t>
+      </w:r>
+      <w:r>
+        <w:rPr w:rFonts="맑은 고딕">
+          <w:rFonts w:ascii="맑은 고딕" w:hAnsi="맑은 고딕" w:eastAsia="맑은 고딕"/>
+          <w:b w:val="0"/>
+          <w:sz w:val="21"/>
+        </w:rPr>
+        <w:t>전성기 아바가 선사하는 가장 관능적이면서도 화려한 오리지널 사운드를 온전히 담아낸 아날로그 유산으로, 게이트폴드 커버 속 네 멤버의 도회적인 아우라와 함께 소장하는 것만으로도 LP 황금기의 로망을 소유하는 각별한 기쁨을 안겨줍니다.</w:t>
+      </w:r>
+    </w:p>
+    <w:p>
+      <w:pPr>
+        <w:spacing w:line="324" w:lineRule="auto" w:after="120" w:before="160"/>
+      </w:pPr>
+      <w:r>
+        <w:rPr w:rFonts="맑은 고딕">
+          <w:rFonts w:ascii="맑은 고딕" w:hAnsi="맑은 고딕" w:eastAsia="맑은 고딕"/>
+          <w:b/>
+          <w:color w:val="4338CA"/>
+          <w:sz w:val="21"/>
+        </w:rPr>
+        <w:t>이 음반을 통해 화려한 리듬 이면에 숨겨진 아바 특유의 서정미와 아날로그 바이닐이 전해주는 감동을 다시 한번 경험해 보시는 것은 어떨까요?</w:t>
       </w:r>
     </w:p>
     <w:sectPr>
       <w:pgSz w:w="12240" w:h="15840"/>
-      <w:pgMar w:top="1440" w:right="1440" w:bottom="1440" w:left="1440" w:header="720" w:footer="720" w:gutter="0"/>
+      <w:pgMar w:top="1152" w:right="1296" w:bottom="1152" w:left="1296" w:header="720" w:footer="720" w:gutter="0"/>
       <w:cols w:space="720"/>
       <w:docGrid w:linePitch="360"/>
     </w:sectPr>

--- a/word_reports/LP_0046_위치_131_ABBA_Voulez-Vous.docx
+++ b/word_reports/LP_0046_위치_131_ABBA_Voulez-Vous.docx
@@ -32,7 +32,7 @@
     </w:p>
     <w:p>
       <w:pPr>
-        <w:spacing w:line="324" w:lineRule="auto" w:before="80" w:after="160"/>
+        <w:spacing w:line="324" w:lineRule="auto" w:before="80" w:after="120"/>
       </w:pPr>
       <w:r>
         <w:rPr w:rFonts="맑은 고딕">
@@ -42,13 +42,6 @@
           <w:sz w:val="22"/>
         </w:rPr>
         <w:t xml:space="preserve">[음반 소개] </w:t>
-      </w:r>
-      <w:r>
-        <w:rPr w:rFonts="맑은 고딕">
-          <w:rFonts w:ascii="맑은 고딕" w:hAnsi="맑은 고딕" w:eastAsia="맑은 고딕"/>
-          <w:b w:val="0"/>
-          <w:sz w:val="21"/>
-        </w:rPr>
       </w:r>
     </w:p>
     <w:p>
@@ -61,7 +54,46 @@
           <w:b w:val="0"/>
           <w:sz w:val="21"/>
         </w:rPr>
-        <w:t>찬란하게 부서지는 미러볼의 불빛 아래, 낭만과 우수가 절묘하게 교차하는 아바(ABBA)의 정규 6집 앨범 《Voulez-Vous》는 디스코의 황금기를 우아한 유러피언 팝 미학으로 승화시킨 걸작입니다. 스웨덴의 스튜디오를 벗어나 바하마의 온화한 바람과 마이애미의 리듬을 품어 안은 이 음반은, 절정의 세련미를 뽐내는 비트 이면에 멤버들의 개인적 고뇌와 성숙한 슬픔을 덧입혀 더욱 깊은 울림을 자아냅니다. 단순한 댄스 팝을 넘어 완벽한 화성과 치밀한 오케스트레이션이 빚어낸 이 역작은, 반세기가 흐른 지금까지도 꺼지지 않는 찬란한 선율의 온기로 애호가들의 가슴을 물들입니다.</w:t>
+        <w:t>1979년 봄에 울려 퍼진 아바(ABBA)의 여섯 번째 정규 앨범 《Voulez-Vous》는 1970년대 후반 전 세계를 뒤흔든 디스코 열풍의 정점에서 피어난 가장 지적이고도 우아한 팝의 기념비입니다. 당시 아바는 스웨덴 스톡홀름의 폴라 뮤직 스튜디오를 벗어나 미국 마이애미의 유서 깊은 크라이테리아 스튜디오(Criteria Studios)로 건너가 비지스(Bee Gees) 사운드의 핵심 세션들과 조우했습니다. 그 결과 유로팝의 정교하고 서정적인 멜로디 감각 위에 흑인 음악 특유의 탄탄하고 유려한 펑키 그루브가 절묘하게 융합된, 전례 없는 하이브리드 명작이 탄생하게 되었습니다.</w:t>
+      </w:r>
+    </w:p>
+    <w:p>
+      <w:pPr>
+        <w:spacing w:line="324" w:lineRule="auto" w:after="120"/>
+      </w:pPr>
+      <w:r>
+        <w:rPr w:rFonts="맑은 고딕">
+          <w:rFonts w:ascii="맑은 고딕" w:hAnsi="맑은 고딕" w:eastAsia="맑은 고딕"/>
+          <w:b w:val="0"/>
+          <w:sz w:val="21"/>
+        </w:rPr>
+        <w:t>그러나 이 음반의 진정한 미학은 화려한 미러볼 아래 펼쳐지는 댄스 플로어의 열기 그 이면에 자리 잡고 있습니다. 앨범 작업 당시 비에른과 아그네사의 파경이라는 개인적 비극과 멤버들 간의 정서적 균열 속에서도, 이들은 음악적 헌신을 통해 고통을 찬란한 예술로 승화시켰습니다. 귓가를 사로잡는 폭발적인 비트 뒤편으로 문득문득 배어 나오는 짙은 페이소스와 고독의 정서는 단순한 유흥의 배경음악을 넘어 인간 내면의 복합적인 감정선을 정밀하게 조명합니다.</w:t>
+      </w:r>
+    </w:p>
+    <w:p>
+      <w:pPr>
+        <w:spacing w:line="324" w:lineRule="auto" w:after="120"/>
+      </w:pPr>
+      <w:r>
+        <w:rPr w:rFonts="맑은 고딕">
+          <w:rFonts w:ascii="맑은 고딕" w:hAnsi="맑은 고딕" w:eastAsia="맑은 고딕"/>
+          <w:b w:val="0"/>
+          <w:sz w:val="21"/>
+        </w:rPr>
+        <w:t>대중음악사적 관점에서 《Voulez-Vous》는 스튜디오 테크놀로지와 아티스트의 작곡 능력이 정점에 도달했음을 보여주는 걸작입니다. 베니 안데르손의 드라마틱한 건반 터치와 비에른 울바에우스의 치밀한 오케스트레이션, 그리고 아그네사와 아니프리드가 직조해 내는 천상의 보컬 하모니는 댄스 팝이라는 장르를 고급 예술의 반열로 끌어올렸습니다. 세상의 모든 슬픔을 어루만지는 듯한 따스한 위로에서부터 삶의 찰나를 불태우는 관능적 질주에 이르기까지, 앨범은 팝 음악이 선사할 수 있는 가장 풍성한 스펙트럼을 완벽하게 증명합니다.</w:t>
+      </w:r>
+    </w:p>
+    <w:p>
+      <w:pPr>
+        <w:spacing w:line="324" w:lineRule="auto" w:after="120"/>
+      </w:pPr>
+      <w:r>
+        <w:rPr w:rFonts="맑은 고딕">
+          <w:rFonts w:ascii="맑은 고딕" w:hAnsi="맑은 고딕" w:eastAsia="맑은 고딕"/>
+          <w:b w:val="0"/>
+          <w:sz w:val="21"/>
+        </w:rPr>
+        <w:t>반세기에 가까운 세월이 흐른 오늘날에도 《Voulez-Vous》의 바이닐 홈을 타고 흐르는 사운드는 여전히 싱그러운 생명력으로 고동칩니다. 격동의 시대를 지나온 청춘들의 숨결과 세월의 더께를 잊게 만드는 아날로그 특유의 따스한 온기는, 현대 디지털 음악이 결코 흉내 낼 수 없는 깊은 서정적 울림을 남기며 우리를 그 찬란했던 황금기로 인도합니다.</w:t>
       </w:r>
     </w:p>
     <w:p>
@@ -168,7 +200,7 @@
           <w:b w:val="0"/>
           <w:sz w:val="21"/>
         </w:rPr>
-        <w:t>1979년 4월 폴라 뮤직(Polar Music)을 통해 발매된 통산 여섯 번째 정규 앨범으로, 미국 마이애미의 크라이테리아 스튜디오(Criteria Studios)에서 세션을 녹음하는 등 미국발 디스코 사운드를 적극적으로 수용하여 팝의 지평을 넓힌 기념비적 작품입니다.</w:t>
+        <w:t>1979년 4월 23일 발매된 아바의 통산 6번째 정규 스튜디오 앨범으로, 스웨덴과 미국 마이애미를 오가며 레코딩을 완성해 정통 디스코 리듬과 북유럽 특유의 클래시컬한 팝 멜로디를 집대성한 걸작.</w:t>
       </w:r>
     </w:p>
     <w:p>
@@ -199,7 +231,7 @@
           <w:b w:val="0"/>
           <w:sz w:val="21"/>
         </w:rPr>
-        <w:t>발매 직후 영국 앨범 차트 1위를 비롯해 스웨덴, 독일, 일본 등 전 세계 주요 차트 정상을 휩쓸었으며, 영국에서만 100만 장 이상의 플래티넘을 기록하는 등 전 세계적으로 수천만 장의 판매고를 올리며 글로벌 팝 역사에 큰 족적을 남겼습니다.</w:t>
+        <w:t>발매와 동시에 영국, 독일, 일본, 호주 등 전 세계 주요 앨범 차트 정상을 휩쓸었으며, 영국에서만 4× 플래티넘을 기록하는 등 전 세계적으로 수백만 장 이상의 경이적인 판매고를 기록함.</w:t>
       </w:r>
     </w:p>
     <w:p>
@@ -230,7 +262,7 @@
           <w:b w:val="0"/>
           <w:sz w:val="21"/>
         </w:rPr>
-        <w:t>전 세계 다수 국가에서 골드 및 플래티넘 인증을 획득하였으며, 훗날 팝 음악의 결정판이자 유로팝의 정수로 재평가받으며 아바가 로큰롤 명예의 전당(Rock and Roll Hall of Fame)에 헌액되는 데 결정적인 기여를 한 명반으로 손꼽힙니다.</w:t>
+        <w:t>전 세계 다수의 골드 및 플래티넘 레코드 인증을 획득하였으며, 수록곡 'Chiquitita'의 저작권을 유니세프(UNICEF)에 영구 기부하여 음악적 성취를 넘어선 역사적 인도주의 공헌을 남김.</w:t>
       </w:r>
     </w:p>
     <w:p>
@@ -306,7 +338,7 @@
           <w:b w:val="0"/>
           <w:sz w:val="21"/>
         </w:rPr>
-        <w:t>1972년 결성</w:t>
+        <w:t>1972년 결성 (활동 기간: 1972~1982, 2016~현재)</w:t>
       </w:r>
     </w:p>
     <w:p>
@@ -337,7 +369,7 @@
           <w:b w:val="0"/>
           <w:sz w:val="21"/>
         </w:rPr>
-        <w:t>4인조 혼성 팝/록 그룹</w:t>
+        <w:t>4인조 혼성 팝 그룹</w:t>
       </w:r>
     </w:p>
     <w:p>
@@ -368,7 +400,7 @@
           <w:b w:val="0"/>
           <w:sz w:val="21"/>
         </w:rPr>
-        <w:t>아그네사 팰트스코그, 비외른 울바에우스, 베니 앤더슨, 아니프리드 린스타드로 구성된 아바는 북유럽 특유의 서정적인 멜로디와 경이로운 보컬 하모니로 1970년대 세계 대중음악계를 평정한 전설적인 그룹입니다. 치밀한 작곡 기법과 시대를 앞서간 레코딩 기술을 결합하여 현대 팝의 새로운 규범을 세웠으며, 세대를 초월하여 사랑받는 불멸의 클래식으로 영원히 호흡하고 있습니다.</w:t>
+        <w:t>1974년 유로비전 송 콘테스트 우승을 기점으로 팝의 역사를 새롭게 쓴 스웨덴 출신의 전설적인 4인조 그룹입니다. 완벽한 멜로디 감각과 독보적인 보컬 하모니, 혁신적인 프로듀싱을 통해 현대 유로팝의 모범을 세웠으며 2010년 로큰롤 명예의 전당에 헌액되었습니다.</w:t>
       </w:r>
     </w:p>
     <w:p>
@@ -413,7 +445,7 @@
           <w:b w:val="0"/>
           <w:sz w:val="21"/>
         </w:rPr>
-        <w:t>1970년대 후반 전 세계를 강타한 디스코 열풍의 정점에서, 흑인 음악 중심의 훵크(Funk)와 댄스 리듬을 백인 정통 팝 멜로디 및 클래식적 대위법과 완벽하게 융합해 낸 음반입니다. 비외른과 베니의 완벽주의적 프로듀싱과 두 여성 보컬의 청아하면서도 드라마틱한 화음이 조화를 이루며, 유로 디스코의 격조를 한 단계 끌어올린 걸작으로 평가받습니다.</w:t>
+        <w:t>1970년대 후반 전 세계를 풍미했던 디스코 장르를 단순 모방하는 데 그치지 않고, 유럽 전통의 정교한 화성학과 결합하여 팝-디스코 사운드의 정형과 미학적 완성을 이뤄낸 기념비적 앨범입니다.</w:t>
       </w:r>
     </w:p>
     <w:p>
@@ -444,7 +476,7 @@
           <w:b w:val="0"/>
           <w:sz w:val="21"/>
         </w:rPr>
-        <w:t>1970년대 말 번영의 그늘 아래 방황하던 청춘들이 밤마다 디스코텍으로 모여들던 화려한 밤의 풍경이 고스란히 담겨 있습니다. 특히 멤버 비외른과 아그네사의 이혼이라는 개인적 비극과 성숙의 터널을 지나며 탄생한 음악이기에, 유쾌한 댄스 플로어의 열기 속에서도 짙은 페이소스와 고독의 정서가 깃들어 있어 듣는 이의 심금을 울립니다.</w:t>
+        <w:t>1970년대 말 오일 쇼크와 사회적 혼란 속에서 해방감을 갈망하던 대중의 열망을 담아낸 동시에, 멤버들의 성숙과 이별이라는 개인적인 아픔이 화려한 리듬 뒤편에 은유적으로 녹아들어 독특한 시대적 서글픔과 카타르시스를 자아냅니다.</w:t>
       </w:r>
     </w:p>
     <w:p>
@@ -489,7 +521,7 @@
           <w:b w:val="0"/>
           <w:sz w:val="21"/>
         </w:rPr>
-        <w:t>관능적인 브라스와 매혹적인 후렴구로 앨범의 포문을 여는 타이틀곡 'Voulez-Vous', 이별의 아픔을 투명하고 서정적인 멜로디로 어루만지는 불멸의 발라드 'Chiquitita', 묵직한 베이스 라인과 중독성 넘치는 신시사이저가 돋보이는 'Gimme! Gimme! Gimme! (A Man After Midnight)'(CD/재발매반 보너스 트랙의 모태) 및 경쾌함 속에 쓸쓸함을 감춘 'Does Your Mother Know' 등 어느 한 곡도 놓칠 수 없는 완벽한 음악적 결을 자랑합니다.</w:t>
+        <w:t>강렬한 브라스와 긴박감 넘치는 베이스라인이 질주하는 타이틀곡 'Voulez-Vous', 라틴 풍의 애절한 피아노와 천상의 화음으로 위로를 건네는 'Chiquitita', 비에른의 경쾌한 리드 보컬과 록앤롤 기타 리프가 매력적인 'Does Your Mother Know', 그리고 맑고 순수한 서정미로 합창의 감동을 전하는 'I Have a Dream' 등 명곡들이 유기적으로 포진해 있습니다.</w:t>
       </w:r>
     </w:p>
     <w:p>
@@ -520,7 +552,7 @@
           <w:b w:val="0"/>
           <w:sz w:val="21"/>
         </w:rPr>
-        <w:t>턴테이블의 바늘이 바이닐의 소리골을 스치는 순간, 묵직하고도 따뜻한 아날로그 킥 드럼과 베이스가 진공관 앰프를 통해 풍성하게 공간을 채웁니다. 디지털 음원에서는 자칫 날카롭게 들릴 수 있는 고음역의 브라스 섹션과 여성 보컬의 하모니가 LP 특유의 부드럽고 온화한 질감으로 피어오르며, 마치 1979년의 스튜디오 한가운데 서 있는 듯한 입체적인 공간감을 선사합니다.</w:t>
+        <w:t>마이애미 사운드의 묵직한 킥 드럼과 정교한 베이스, 아날로그 신시사이저의 두터운 질감이 진공관 앰프를 거칠 때 가장 생생하게 피어납니다. 턴테이블 카트리지가 긁어내는 현악 세션의 윤기와 두 여성 보컬의 입체적인 분리도를 음미하며 볼륨을 풍성하게 올려 감상하기를 권합니다.</w:t>
       </w:r>
     </w:p>
     <w:p>
@@ -551,7 +583,7 @@
           <w:b w:val="0"/>
           <w:sz w:val="21"/>
         </w:rPr>
-        <w:t>전성기 아바가 선사하는 가장 관능적이면서도 화려한 오리지널 사운드를 온전히 담아낸 아날로그 유산으로, 게이트폴드 커버 속 네 멤버의 도회적인 아우라와 함께 소장하는 것만으로도 LP 황금기의 로망을 소유하는 각별한 기쁨을 안겨줍니다.</w:t>
+        <w:t>아날로그 레코딩 기술의 최정점에서 제작된 앨범으로, 오리지널 LP 특유의 밀도 높은 공간감과 음장감을 고스란히 느낄 수 있어 클래식 팝 및 바이닐 애호가라면 반드시 라이브러리에 갖추어야 할 불멸의 컬렉션입니다.</w:t>
       </w:r>
     </w:p>
     <w:p>
@@ -565,7 +597,7 @@
           <w:color w:val="4338CA"/>
           <w:sz w:val="21"/>
         </w:rPr>
-        <w:t>이 음반을 통해 화려한 리듬 이면에 숨겨진 아바 특유의 서정미와 아날로그 바이닐이 전해주는 감동을 다시 한번 경험해 보시는 것은 어떨까요?</w:t>
+        <w:t>이 음반을 통해 화려한 비트 속에 깃든 깊은 서정성과 아바의 황금기 사운드가 전해주는 감동을 다시 한번 경험해 보시는 것은 어떨까요?</w:t>
       </w:r>
     </w:p>
     <w:sectPr>
